--- a/plantilla.docx
+++ b/plantilla.docx
@@ -16173,6 +16173,23 @@
       <w:pPr>
         <w:pStyle w:val="Sinespaciado"/>
         <w:jc w:val="both"/>
+        <w:rPr>
+          <w:rFonts w:asciiTheme="majorHAnsi" w:hAnsiTheme="majorHAnsi" w:cstheme="majorHAnsi"/>
+          <w:lang w:val="es-ES_tradnl"/>
+        </w:rPr>
+      </w:pPr>
+      <w:r>
+        <w:rPr>
+          <w:rFonts w:asciiTheme="majorHAnsi" w:hAnsiTheme="majorHAnsi" w:cstheme="majorHAnsi"/>
+          <w:lang w:val="es-ES_tradnl"/>
+        </w:rPr>
+        <w:t xml:space="preserve">Atención de dudas y problemas de acceso en la Cabina de Atención a Clientes: lunes a viernes de 8:00 a 18:00 horas y sábados de 9:00 a 14:00 horas.</w:t>
+      </w:r>
+    </w:p>
+    <w:p>
+      <w:pPr>
+        <w:pStyle w:val="Sinespaciado"/>
+        <w:jc w:val="both"/>
       </w:pPr>
     </w:p>
     <w:p>
@@ -16821,6 +16838,21 @@
       <w:pPr>
         <w:pStyle w:val="Sinespaciado"/>
         <w:jc w:val="both"/>
+        <w:rPr>
+          <w:rFonts w:asciiTheme="majorHAnsi" w:hAnsiTheme="majorHAnsi" w:cstheme="majorHAnsi"/>
+        </w:rPr>
+      </w:pPr>
+      <w:r>
+        <w:rPr>
+          <w:rFonts w:asciiTheme="majorHAnsi" w:hAnsiTheme="majorHAnsi" w:cstheme="majorHAnsi"/>
+        </w:rPr>
+        <w:t xml:space="preserve">Atención de dudas y problemas de acceso en la Cabina de Atención a Clientes: lunes a viernes de 8:00 a 18:00 horas y sábados de 9:00 a 14:00 horas.</w:t>
+      </w:r>
+    </w:p>
+    <w:p>
+      <w:pPr>
+        <w:pStyle w:val="Sinespaciado"/>
+        <w:jc w:val="both"/>
       </w:pPr>
     </w:p>
     <w:p>
@@ -17693,7 +17725,24 @@
           <w:rFonts w:asciiTheme="majorHAnsi" w:hAnsiTheme="majorHAnsi" w:cstheme="majorHAnsi"/>
           <w:lang w:val="es-ES_tradnl"/>
         </w:rPr>
-        <w:t xml:space="preserve">24 horas, los 365 días del año.</w:t>
+        <w:t xml:space="preserve">Acceso a la plataforma: 24 horas, los 365 días del año.</w:t>
+      </w:r>
+    </w:p>
+    <w:p>
+      <w:pPr>
+        <w:pStyle w:val="Sinespaciado"/>
+        <w:jc w:val="both"/>
+        <w:rPr>
+          <w:rFonts w:asciiTheme="majorHAnsi" w:hAnsiTheme="majorHAnsi" w:cstheme="majorHAnsi"/>
+          <w:lang w:val="es-ES_tradnl"/>
+        </w:rPr>
+      </w:pPr>
+      <w:r>
+        <w:rPr>
+          <w:rFonts w:asciiTheme="majorHAnsi" w:hAnsiTheme="majorHAnsi" w:cstheme="majorHAnsi"/>
+          <w:lang w:val="es-ES_tradnl"/>
+        </w:rPr>
+        <w:t xml:space="preserve">Atención de dudas y problemas de acceso en la Cabina de Atención a Clientes: lunes a viernes de 8:00 a 18:00 horas y sábados de 9:00 a 14:00 horas.</w:t>
       </w:r>
     </w:p>
     <w:p>
